--- a/Word.docx
+++ b/Word.docx
@@ -15,6 +15,37 @@
           <w:bCs/>
         </w:rPr>
         <w:t>Chapter 1</w:t>
+      </w:r>
+    </w:p>
+    <w:p>
+      <w:r>
+        <w:t xml:space="preserve">This chapter will be about getting started with Git. We will begin at the beginning by explaining some background on version control tools, then move on to how to get Git running on your system and finally how to get it setup to start working with. At the end of this </w:t>
+      </w:r>
+      <w:proofErr w:type="gramStart"/>
+      <w:r>
+        <w:t>chapter</w:t>
+      </w:r>
+      <w:proofErr w:type="gramEnd"/>
+      <w:r>
+        <w:t xml:space="preserve"> you should understand why Git is around, why you should use it and you should be all setup to do so.</w:t>
+      </w:r>
+    </w:p>
+    <w:p>
+      <w:r>
+        <w:t xml:space="preserve"> 1.1. About Version Control</w:t>
+      </w:r>
+    </w:p>
+    <w:p>
+      <w:r>
+        <w:t xml:space="preserve"> What is "version control", and why should you care? Version control is a system that records changes to a file or set of files over time so that you can recall specific versions later. For the examples in this </w:t>
+      </w:r>
+      <w:proofErr w:type="gramStart"/>
+      <w:r>
+        <w:t>book</w:t>
+      </w:r>
+      <w:proofErr w:type="gramEnd"/>
+      <w:r>
+        <w:t xml:space="preserve"> you will use software source code as the files being version controlled, though in reality you can do this with nearly any type of file on a computer.</w:t>
       </w:r>
     </w:p>
     <w:p>
@@ -638,7 +669,6 @@
   <w:style w:type="character" w:default="1" w:styleId="DefaultParagraphFont">
     <w:name w:val="Default Paragraph Font"/>
     <w:uiPriority w:val="1"/>
-    <w:semiHidden/>
     <w:unhideWhenUsed/>
   </w:style>
   <w:style w:type="table" w:default="1" w:styleId="TableNormal">
